--- a/templates/procuracao.docx
+++ b/templates/procuracao.docx
@@ -42,8 +42,8 @@
     </w:p>
     <w:p>
       <w:pPr>
-        <w:spacing w:line="360" w:lineRule="auto"/>
-        <w:ind w:left="-284" w:right="849"/>
+        <w:pStyle w:val="SemEspaamento"/>
+        <w:ind w:hanging="284"/>
         <w:rPr>
           <w:rFonts w:ascii="Tahoma" w:eastAsia="Tahoma" w:hAnsi="Tahoma" w:cs="Tahoma"/>
           <w:sz w:val="22"/>
@@ -82,7 +82,6 @@
       <w:r>
         <w:rPr>
           <w:rFonts w:ascii="Tahoma" w:hAnsi="Tahoma" w:cs="Tahoma"/>
-          <w:color w:val="000000"/>
           <w:sz w:val="22"/>
           <w:szCs w:val="22"/>
         </w:rPr>
@@ -92,7 +91,6 @@
       <w:r>
         <w:rPr>
           <w:rFonts w:ascii="Tahoma" w:hAnsi="Tahoma" w:cs="Tahoma"/>
-          <w:color w:val="000000"/>
           <w:sz w:val="22"/>
           <w:szCs w:val="22"/>
         </w:rPr>
@@ -102,7 +100,6 @@
       <w:r>
         <w:rPr>
           <w:rFonts w:ascii="Tahoma" w:hAnsi="Tahoma" w:cs="Tahoma"/>
-          <w:color w:val="000000"/>
           <w:sz w:val="22"/>
           <w:szCs w:val="22"/>
         </w:rPr>
@@ -111,7 +108,14 @@
       <w:r>
         <w:rPr>
           <w:rFonts w:ascii="Tahoma" w:hAnsi="Tahoma" w:cs="Tahoma"/>
-          <w:color w:val="000000"/>
+          <w:sz w:val="22"/>
+          <w:szCs w:val="22"/>
+        </w:rPr>
+        <w:br/>
+      </w:r>
+      <w:r>
+        <w:rPr>
+          <w:rFonts w:ascii="Tahoma" w:hAnsi="Tahoma" w:cs="Tahoma"/>
           <w:sz w:val="22"/>
           <w:szCs w:val="22"/>
         </w:rPr>
@@ -1355,6 +1359,7 @@
   <w:style w:type="character" w:default="1" w:styleId="Fontepargpadro">
     <w:name w:val="Default Paragraph Font"/>
     <w:uiPriority w:val="1"/>
+    <w:semiHidden/>
     <w:unhideWhenUsed/>
   </w:style>
   <w:style w:type="table" w:default="1" w:styleId="Tabelanormal">

--- a/templates/procuracao.docx
+++ b/templates/procuracao.docx
@@ -51,23 +51,13 @@
       </w:pPr>
       <w:bookmarkStart w:id="0" w:name="_heading=h.8bco3rk0ne02" w:colFirst="0" w:colLast="0"/>
       <w:bookmarkEnd w:id="0"/>
-      <w:proofErr w:type="spellStart"/>
-      <w:proofErr w:type="spellEnd"/>
       <w:r>
         <w:rPr>
           <w:rFonts w:ascii="Tahoma" w:hAnsi="Tahoma"/>
           <w:b/>
           <w:sz w:val="22"/>
         </w:rPr>
-        <w:t>OUTORGANTE</w:t>
-      </w:r>
-      <w:r>
-        <w:rPr>
-          <w:rFonts w:ascii="Tahoma" w:hAnsi="Tahoma"/>
-          <w:b/>
-          <w:sz w:val="22"/>
-        </w:rPr>
-        <w:t xml:space="preserve">: </w:t>
+        <w:t xml:space="preserve">OUTORGANTE: </w:t>
       </w:r>
       <w:r>
         <w:rPr>
@@ -368,8 +358,6 @@
           <w:szCs w:val="22"/>
         </w:rPr>
       </w:pPr>
-      <w:proofErr w:type="gramStart"/>
-      <w:proofErr w:type="gramEnd"/>
       <w:r>
         <w:rPr>
           <w:rFonts w:ascii="Tahoma" w:hAnsi="Tahoma"/>
@@ -429,428 +417,26 @@
           <w:b/>
           <w:sz w:val="22"/>
         </w:rPr>
-        <w:t>{{ nome }}</w:t>
-      </w:r>
-    </w:p>
-    <w:p>
-      <w:pPr>
-        <w:spacing w:line="360" w:lineRule="auto"/>
-        <w:jc w:val="center"/>
-        <w:rPr>
-          <w:rFonts w:ascii="Tahoma" w:eastAsia="Tahoma" w:hAnsi="Tahoma" w:cs="Tahoma"/>
-          <w:b/>
-          <w:sz w:val="22"/>
-          <w:szCs w:val="22"/>
-          <w:u w:val="single"/>
-        </w:rPr>
-        <w:pageBreakBefore w:val="1"/>
-      </w:pPr>
-      <w:r>
-        <w:rPr>
-          <w:rFonts w:ascii="Tahoma" w:eastAsia="Tahoma" w:hAnsi="Tahoma" w:cs="Tahoma"/>
-          <w:b/>
-          <w:sz w:val="22"/>
-          <w:szCs w:val="22"/>
-          <w:u w:val="single"/>
-        </w:rPr>
-      </w:r>
-      <w:r>
-        <w:rPr>
-          <w:rFonts w:ascii="Tahoma" w:eastAsia="Tahoma" w:hAnsi="Tahoma" w:cs="Tahoma"/>
-          <w:b/>
-          <w:sz w:val="22"/>
-          <w:szCs w:val="22"/>
-          <w:u w:val="single"/>
-        </w:rPr>
-      </w:r>
-      <w:r>
-        <w:rPr>
-          <w:rFonts w:ascii="Tahoma" w:eastAsia="Tahoma" w:hAnsi="Tahoma" w:cs="Tahoma"/>
-          <w:b/>
-          <w:sz w:val="22"/>
-          <w:szCs w:val="22"/>
-          <w:u w:val="single"/>
-        </w:rPr>
-      </w:r>
-      <w:r>
-        <w:rPr>
-          <w:rFonts w:ascii="Tahoma" w:eastAsia="Tahoma" w:hAnsi="Tahoma" w:cs="Tahoma"/>
-          <w:b/>
-          <w:sz w:val="22"/>
-          <w:szCs w:val="22"/>
-          <w:u w:val="single"/>
-        </w:rPr>
-        <w:lastRenderedPageBreak/>
-      </w:r>
-      <w:r>
-        <w:rPr>
-          <w:rFonts w:ascii="Tahoma" w:eastAsia="Tahoma" w:hAnsi="Tahoma" w:cs="Tahoma"/>
-          <w:b/>
-          <w:sz w:val="22"/>
-          <w:szCs w:val="22"/>
-          <w:u w:val="single"/>
-        </w:rPr>
-        <w:t>PROCURAÇÃO</w:t>
-      </w:r>
-    </w:p>
-    <w:p>
-      <w:pPr>
-        <w:spacing w:line="360" w:lineRule="auto"/>
-        <w:jc w:val="center"/>
-        <w:rPr>
-          <w:rFonts w:ascii="Tahoma" w:eastAsia="Tahoma" w:hAnsi="Tahoma" w:cs="Tahoma"/>
-          <w:b/>
-          <w:sz w:val="22"/>
-          <w:szCs w:val="22"/>
-          <w:u w:val="single"/>
-        </w:rPr>
-      </w:pPr>
-    </w:p>
-    <w:p>
-      <w:pPr>
-        <w:spacing w:line="360" w:lineRule="auto"/>
-        <w:ind w:left="426"/>
-        <w:jc w:val="both"/>
-        <w:rPr>
-          <w:rFonts w:ascii="Tahoma" w:eastAsia="Tahoma" w:hAnsi="Tahoma" w:cs="Tahoma"/>
-          <w:sz w:val="22"/>
-          <w:szCs w:val="22"/>
-        </w:rPr>
-      </w:pPr>
-      <w:proofErr w:type="spellStart"/>
-      <w:proofErr w:type="spellEnd"/>
+        <w:t xml:space="preserve">       </w:t>
+      </w:r>
+      <w:proofErr w:type="gramStart"/>
       <w:r>
         <w:rPr>
           <w:rFonts w:ascii="Tahoma" w:hAnsi="Tahoma"/>
           <w:b/>
           <w:sz w:val="22"/>
         </w:rPr>
-        <w:t>OUTORGANTE</w:t>
-      </w:r>
+        <w:t>{{ nome</w:t>
+      </w:r>
+      <w:proofErr w:type="gramEnd"/>
       <w:r>
         <w:rPr>
           <w:rFonts w:ascii="Tahoma" w:hAnsi="Tahoma"/>
           <w:b/>
           <w:sz w:val="22"/>
         </w:rPr>
-        <w:t xml:space="preserve">: </w:t>
-      </w:r>
-      <w:r>
-        <w:rPr>
-          <w:rFonts w:ascii="Tahoma" w:hAnsi="Tahoma"/>
-          <w:sz w:val="22"/>
-        </w:rPr>
-        <w:t>{{r bloco_procuracao }}</w:t>
-      </w:r>
-    </w:p>
-    <w:p>
-      <w:pPr>
-        <w:spacing w:line="360" w:lineRule="auto"/>
-        <w:ind w:left="426"/>
-        <w:jc w:val="both"/>
-        <w:rPr>
-          <w:rFonts w:ascii="Tahoma" w:eastAsia="Tahoma" w:hAnsi="Tahoma" w:cs="Tahoma"/>
-          <w:sz w:val="22"/>
-          <w:szCs w:val="22"/>
-        </w:rPr>
-      </w:pPr>
-    </w:p>
-    <w:p>
-      <w:pPr>
-        <w:spacing w:line="360" w:lineRule="auto"/>
-        <w:ind w:left="426"/>
-        <w:jc w:val="both"/>
-        <w:rPr>
-          <w:rFonts w:ascii="Tahoma" w:eastAsia="Tahoma" w:hAnsi="Tahoma" w:cs="Tahoma"/>
-          <w:sz w:val="22"/>
-          <w:szCs w:val="22"/>
-        </w:rPr>
-      </w:pPr>
-      <w:r>
-        <w:rPr>
-          <w:rFonts w:ascii="Tahoma" w:eastAsia="Tahoma" w:hAnsi="Tahoma" w:cs="Tahoma"/>
-          <w:b/>
-          <w:sz w:val="22"/>
-          <w:szCs w:val="22"/>
-          <w:u w:val="single"/>
-        </w:rPr>
-        <w:t>OUTORGADOS</w:t>
-      </w:r>
-      <w:r>
-        <w:rPr>
-          <w:rFonts w:ascii="Tahoma" w:eastAsia="Tahoma" w:hAnsi="Tahoma" w:cs="Tahoma"/>
-          <w:sz w:val="22"/>
-          <w:szCs w:val="22"/>
-        </w:rPr>
-        <w:t xml:space="preserve">: </w:t>
-      </w:r>
-      <w:r>
-        <w:rPr>
-          <w:rFonts w:ascii="Tahoma" w:eastAsia="Tahoma" w:hAnsi="Tahoma" w:cs="Tahoma"/>
-          <w:b/>
-          <w:bCs/>
-          <w:sz w:val="22"/>
-          <w:szCs w:val="22"/>
-        </w:rPr>
-        <w:t>BLINDSAFE SOLUCOES FINANCEIRAS LTDA</w:t>
-      </w:r>
-      <w:r>
-        <w:rPr>
-          <w:rFonts w:ascii="Tahoma" w:eastAsia="Tahoma" w:hAnsi="Tahoma" w:cs="Tahoma"/>
-          <w:sz w:val="22"/>
-          <w:szCs w:val="22"/>
-        </w:rPr>
-        <w:t xml:space="preserve">, pessoa jurídica de direito privado, inscrita no CNPJ sob nº </w:t>
-      </w:r>
-      <w:r>
-        <w:rPr>
-          <w:rFonts w:ascii="Tahoma" w:eastAsia="Tahoma" w:hAnsi="Tahoma" w:cs="Tahoma"/>
-          <w:b/>
-          <w:bCs/>
-          <w:sz w:val="22"/>
-          <w:szCs w:val="22"/>
-        </w:rPr>
-        <w:t>60.941.780/0001-04</w:t>
-      </w:r>
-      <w:r>
-        <w:rPr>
-          <w:rFonts w:ascii="Tahoma" w:eastAsia="Tahoma" w:hAnsi="Tahoma" w:cs="Tahoma"/>
-          <w:sz w:val="22"/>
-          <w:szCs w:val="22"/>
-        </w:rPr>
-        <w:t xml:space="preserve">, com sede na Estrada do Pau Ferro nº 480, Bloco 1, Sala 322, Rio de Janeiro – RJ, CEP: 22.743-051, endereço eletrônico: blindsafe.sf@gmail.com, neste ato representado pela equipe Extrajudicial pela pessoa de </w:t>
-      </w:r>
-      <w:r>
-        <w:rPr>
-          <w:rFonts w:ascii="Tahoma" w:eastAsia="Tahoma" w:hAnsi="Tahoma" w:cs="Tahoma"/>
-          <w:b/>
-          <w:sz w:val="22"/>
-          <w:szCs w:val="22"/>
-        </w:rPr>
-        <w:t>CARLOS EDUARDO ALONSO ROCHA</w:t>
-      </w:r>
-      <w:r>
-        <w:rPr>
-          <w:rFonts w:ascii="Tahoma" w:eastAsia="Tahoma" w:hAnsi="Tahoma" w:cs="Tahoma"/>
-          <w:sz w:val="22"/>
-          <w:szCs w:val="22"/>
-        </w:rPr>
-        <w:t xml:space="preserve">, brasileiro, solteiro, gestor, inscrito no CPF/MF nº 044.490.427-19, residente e domiciliando em Estr. da Covanca, 530 - casa 8 – Tanque - Rio de Janeiro - RJ, 22735-020 e </w:t>
-      </w:r>
-      <w:r>
-        <w:rPr>
-          <w:rFonts w:ascii="Tahoma" w:eastAsia="Tahoma" w:hAnsi="Tahoma" w:cs="Tahoma"/>
-          <w:b/>
-          <w:sz w:val="22"/>
-          <w:szCs w:val="22"/>
-        </w:rPr>
-        <w:t>TAYNARA RANGEL DE OLIVEIRA</w:t>
-      </w:r>
-      <w:r>
-        <w:rPr>
-          <w:rFonts w:ascii="Tahoma" w:eastAsia="Tahoma" w:hAnsi="Tahoma" w:cs="Tahoma"/>
-          <w:sz w:val="22"/>
-          <w:szCs w:val="22"/>
-        </w:rPr>
-        <w:t xml:space="preserve">, brasileira, solteira, gestora, inscrito no CPF/MF nº 180.179.477-47, residente e domiciliando em Rua Peroba, 122 – casa 1 - </w:t>
-      </w:r>
-      <w:proofErr w:type="spellStart"/>
-      <w:r>
-        <w:rPr>
-          <w:rFonts w:ascii="Tahoma" w:eastAsia="Tahoma" w:hAnsi="Tahoma" w:cs="Tahoma"/>
-          <w:sz w:val="22"/>
-          <w:szCs w:val="22"/>
-        </w:rPr>
-        <w:t>Gardenia</w:t>
-      </w:r>
-      <w:proofErr w:type="spellEnd"/>
-      <w:r>
-        <w:rPr>
-          <w:rFonts w:ascii="Tahoma" w:eastAsia="Tahoma" w:hAnsi="Tahoma" w:cs="Tahoma"/>
-          <w:sz w:val="22"/>
-          <w:szCs w:val="22"/>
-        </w:rPr>
-        <w:t xml:space="preserve"> Azul - Rio de Janeiro - RJ, 22765-580.</w:t>
-      </w:r>
-    </w:p>
-    <w:p>
-      <w:pPr>
-        <w:spacing w:line="360" w:lineRule="auto"/>
-        <w:ind w:left="426"/>
-        <w:jc w:val="both"/>
-        <w:rPr>
-          <w:rFonts w:ascii="Tahoma" w:eastAsia="Tahoma" w:hAnsi="Tahoma" w:cs="Tahoma"/>
-          <w:sz w:val="22"/>
-          <w:szCs w:val="22"/>
-        </w:rPr>
-      </w:pPr>
-    </w:p>
-    <w:p>
-      <w:pPr>
-        <w:spacing w:line="360" w:lineRule="auto"/>
-        <w:ind w:left="426"/>
-        <w:jc w:val="both"/>
-        <w:rPr>
-          <w:rFonts w:ascii="Tahoma" w:eastAsia="Tahoma" w:hAnsi="Tahoma" w:cs="Tahoma"/>
-          <w:sz w:val="22"/>
-          <w:szCs w:val="22"/>
-        </w:rPr>
-      </w:pPr>
-      <w:r>
-        <w:rPr>
-          <w:rFonts w:ascii="Tahoma" w:eastAsia="Tahoma" w:hAnsi="Tahoma" w:cs="Tahoma"/>
-          <w:b/>
-          <w:sz w:val="22"/>
-          <w:szCs w:val="22"/>
-          <w:u w:val="single"/>
-        </w:rPr>
-        <w:t>PODERES</w:t>
-      </w:r>
-      <w:r>
-        <w:rPr>
-          <w:rFonts w:ascii="Tahoma" w:eastAsia="Tahoma" w:hAnsi="Tahoma" w:cs="Tahoma"/>
-          <w:sz w:val="22"/>
-          <w:szCs w:val="22"/>
-        </w:rPr>
-        <w:t xml:space="preserve">: O outorgante confere aos outorgados supra qualificados, conjunta ou separadamente, poderes para o foro em geral, com a cláusula </w:t>
-      </w:r>
-      <w:r>
-        <w:rPr>
-          <w:rFonts w:ascii="Tahoma" w:eastAsia="Tahoma" w:hAnsi="Tahoma" w:cs="Tahoma"/>
-          <w:b/>
-          <w:sz w:val="22"/>
-          <w:szCs w:val="22"/>
-        </w:rPr>
-        <w:t>"</w:t>
-      </w:r>
-      <w:r>
-        <w:rPr>
-          <w:rFonts w:ascii="Tahoma" w:eastAsia="Tahoma" w:hAnsi="Tahoma" w:cs="Tahoma"/>
-          <w:b/>
-          <w:i/>
-          <w:sz w:val="22"/>
-          <w:szCs w:val="22"/>
-        </w:rPr>
-        <w:t>ad judicia et extra</w:t>
-      </w:r>
-      <w:r>
-        <w:rPr>
-          <w:rFonts w:ascii="Tahoma" w:eastAsia="Tahoma" w:hAnsi="Tahoma" w:cs="Tahoma"/>
-          <w:b/>
-          <w:sz w:val="22"/>
-          <w:szCs w:val="22"/>
-        </w:rPr>
-        <w:t>”,</w:t>
-      </w:r>
-      <w:r>
-        <w:rPr>
-          <w:rFonts w:ascii="Tahoma" w:eastAsia="Tahoma" w:hAnsi="Tahoma" w:cs="Tahoma"/>
-          <w:sz w:val="22"/>
-          <w:szCs w:val="22"/>
-        </w:rPr>
-        <w:t xml:space="preserve"> podendo propor ações, interpor recursos perante qualquer Juízo, Instância ou Tribunal, desistir, transigir, firmar acordos, assinar quaisquer termos, receber e dar quitações dentro e fora do Juízo, representar o Outorgante perante repartições Públicas, Autárquicas, paraestatais, particulares. Confere, especificamente, amplos poderes para que os outorgados atuem na negociação de passivos bancários e dívidas em nome da Outorgante perante instituições financeiras, bancos, credores em geral e órgãos de proteção ao crédito, podendo solicitar extratos, propostas de acordo, boletos, firmar termos de renegociação de dívidas e praticar todos os demais atos necessários para o fiel e cabal cumprimento do presente mandato.</w:t>
-      </w:r>
-    </w:p>
-    <w:p>
-      <w:pPr>
-        <w:spacing w:line="360" w:lineRule="auto"/>
-        <w:ind w:left="426"/>
-        <w:jc w:val="both"/>
-        <w:rPr>
-          <w:rFonts w:ascii="Tahoma" w:eastAsia="Tahoma" w:hAnsi="Tahoma" w:cs="Tahoma"/>
-          <w:b/>
-          <w:sz w:val="22"/>
-          <w:szCs w:val="22"/>
-          <w:u w:val="single"/>
-        </w:rPr>
-      </w:pPr>
-    </w:p>
-    <w:p>
-      <w:pPr>
-        <w:spacing w:line="360" w:lineRule="auto"/>
-        <w:ind w:left="426"/>
-        <w:jc w:val="center"/>
-        <w:rPr>
-          <w:rFonts w:ascii="Tahoma" w:eastAsia="Tahoma" w:hAnsi="Tahoma" w:cs="Tahoma"/>
-          <w:sz w:val="22"/>
-          <w:szCs w:val="22"/>
-        </w:rPr>
-      </w:pPr>
-      <w:proofErr w:type="gramStart"/>
-      <w:proofErr w:type="gramEnd"/>
-      <w:r>
-        <w:rPr>
-          <w:rFonts w:ascii="Tahoma" w:hAnsi="Tahoma"/>
-          <w:sz w:val="22"/>
-        </w:rPr>
-        <w:t>{{ local_data }}</w:t>
-      </w:r>
-    </w:p>
-    <w:p>
-      <w:pPr>
-        <w:spacing w:line="360" w:lineRule="auto"/>
-        <w:ind w:left="426"/>
-        <w:jc w:val="center"/>
-        <w:rPr>
-          <w:rFonts w:ascii="Tahoma" w:eastAsia="Tahoma" w:hAnsi="Tahoma" w:cs="Tahoma"/>
-          <w:sz w:val="22"/>
-          <w:szCs w:val="22"/>
-        </w:rPr>
-      </w:pPr>
-    </w:p>
-    <w:p>
-      <w:pPr>
-        <w:jc w:val="center"/>
-        <w:rPr>
-          <w:rFonts w:ascii="Tahoma" w:eastAsia="Tahoma" w:hAnsi="Tahoma" w:cs="Tahoma"/>
-          <w:b/>
-          <w:sz w:val="22"/>
-          <w:szCs w:val="22"/>
-          <w:u w:val="single"/>
-        </w:rPr>
-      </w:pPr>
-      <w:r>
-        <w:rPr>
-          <w:rFonts w:ascii="Tahoma" w:eastAsia="Tahoma" w:hAnsi="Tahoma" w:cs="Tahoma"/>
-          <w:b/>
-          <w:sz w:val="22"/>
-          <w:szCs w:val="22"/>
-          <w:u w:val="single"/>
-        </w:rPr>
-        <w:t>__________________________________</w:t>
-      </w:r>
-    </w:p>
-    <w:p>
-      <w:pPr>
-        <w:jc w:val="center"/>
-        <w:rPr>
-          <w:rFonts w:ascii="Tahoma" w:eastAsia="Tahoma" w:hAnsi="Tahoma" w:cs="Tahoma"/>
-          <w:b/>
-          <w:color w:val="FF0000"/>
-          <w:sz w:val="22"/>
-          <w:szCs w:val="22"/>
-        </w:rPr>
-      </w:pPr>
-      <w:r>
-        <w:rPr>
-          <w:rFonts w:ascii="Tahoma" w:hAnsi="Tahoma"/>
-          <w:b/>
-          <w:sz w:val="22"/>
-        </w:rPr>
-        <w:t>{{ nome }}</w:t>
-      </w:r>
-    </w:p>
-    <w:p>
-      <w:pPr>
-        <w:jc w:val="center"/>
-        <w:rPr>
-          <w:rFonts w:ascii="Tahoma" w:eastAsia="Tahoma" w:hAnsi="Tahoma" w:cs="Tahoma"/>
-          <w:b/>
-          <w:color w:val="FF0000"/>
-          <w:sz w:val="22"/>
-          <w:szCs w:val="22"/>
-        </w:rPr>
-      </w:pPr>
+        <w:t xml:space="preserve"> }}</w:t>
+      </w:r>
     </w:p>
     <w:p>
       <w:pPr>
@@ -872,7 +458,7 @@
       <w:headerReference w:type="first" r:id="rId11"/>
       <w:footerReference w:type="first" r:id="rId12"/>
       <w:pgSz w:w="11906" w:h="16838"/>
-      <w:pgMar w:top="0" w:right="1134" w:bottom="0" w:left="709" w:header="142" w:footer="181" w:gutter="0"/>
+      <w:pgMar w:top="1135" w:right="1134" w:bottom="0" w:left="709" w:header="142" w:footer="181" w:gutter="0"/>
       <w:pgNumType w:start="1"/>
       <w:cols w:space="720"/>
     </w:sectPr>
